--- a/students/K3239/Qashimov_Ilham/LR_3/OtchetLR3_2.docx
+++ b/students/K3239/Qashimov_Ilham/LR_3/OtchetLR3_2.docx
@@ -593,7 +593,7 @@
       <w:pPr>
         <w:numPr>
           <w:ilvl w:val="0"/>
-          <w:numId w:val="4"/>
+          <w:numId w:val="6"/>
         </w:numPr>
         <w:spacing w:before="240" w:line="240" w:lineRule="auto"/>
         <w:ind w:left="567" w:firstLine="567"/>
@@ -618,7 +618,7 @@
       <w:pPr>
         <w:numPr>
           <w:ilvl w:val="0"/>
-          <w:numId w:val="4"/>
+          <w:numId w:val="6"/>
         </w:numPr>
         <w:spacing w:line="240" w:lineRule="auto"/>
         <w:ind w:left="567" w:firstLine="567"/>
@@ -643,7 +643,7 @@
       <w:pPr>
         <w:numPr>
           <w:ilvl w:val="0"/>
-          <w:numId w:val="4"/>
+          <w:numId w:val="6"/>
         </w:numPr>
         <w:spacing w:line="240" w:lineRule="auto"/>
         <w:ind w:left="567" w:firstLine="567"/>
@@ -668,7 +668,7 @@
       <w:pPr>
         <w:numPr>
           <w:ilvl w:val="0"/>
-          <w:numId w:val="4"/>
+          <w:numId w:val="6"/>
         </w:numPr>
         <w:spacing w:line="240" w:lineRule="auto"/>
         <w:ind w:left="567" w:firstLine="567"/>
@@ -712,7 +712,7 @@
       <w:pPr>
         <w:numPr>
           <w:ilvl w:val="0"/>
-          <w:numId w:val="4"/>
+          <w:numId w:val="6"/>
         </w:numPr>
         <w:spacing w:line="240" w:lineRule="auto"/>
         <w:ind w:left="567" w:firstLine="567"/>
@@ -737,7 +737,7 @@
       <w:pPr>
         <w:numPr>
           <w:ilvl w:val="0"/>
-          <w:numId w:val="4"/>
+          <w:numId w:val="6"/>
         </w:numPr>
         <w:spacing w:line="240" w:lineRule="auto"/>
         <w:ind w:left="567" w:firstLine="567"/>
@@ -812,7 +812,7 @@
       <w:pPr>
         <w:numPr>
           <w:ilvl w:val="0"/>
-          <w:numId w:val="1"/>
+          <w:numId w:val="2"/>
         </w:numPr>
         <w:spacing w:line="240" w:lineRule="auto"/>
         <w:ind w:left="567" w:firstLine="567"/>
@@ -841,7 +841,7 @@
       <w:pPr>
         <w:numPr>
           <w:ilvl w:val="0"/>
-          <w:numId w:val="1"/>
+          <w:numId w:val="2"/>
         </w:numPr>
         <w:spacing w:line="240" w:lineRule="auto"/>
         <w:ind w:left="567" w:firstLine="567"/>
@@ -870,7 +870,7 @@
       <w:pPr>
         <w:numPr>
           <w:ilvl w:val="0"/>
-          <w:numId w:val="1"/>
+          <w:numId w:val="2"/>
         </w:numPr>
         <w:spacing w:line="240" w:lineRule="auto"/>
         <w:ind w:left="567" w:firstLine="567"/>
@@ -1012,7 +1012,7 @@
       <w:pPr>
         <w:numPr>
           <w:ilvl w:val="0"/>
-          <w:numId w:val="4"/>
+          <w:numId w:val="6"/>
         </w:numPr>
         <w:spacing w:after="240" w:line="240" w:lineRule="auto"/>
         <w:ind w:left="567" w:firstLine="567"/>
@@ -1043,12 +1043,12 @@
           <wp:inline distB="114300" distT="114300" distL="114300" distR="114300">
             <wp:extent cx="6013336" cy="2692971"/>
             <wp:effectExtent b="12700" l="12700" r="12700" t="12700"/>
-            <wp:docPr id="6" name="image2.png"/>
+            <wp:docPr id="6" name="image3.png"/>
             <a:graphic>
               <a:graphicData uri="http://schemas.openxmlformats.org/drawingml/2006/picture">
                 <pic:pic>
                   <pic:nvPicPr>
-                    <pic:cNvPr id="0" name="image2.png"/>
+                    <pic:cNvPr id="0" name="image3.png"/>
                     <pic:cNvPicPr preferRelativeResize="0"/>
                   </pic:nvPicPr>
                   <pic:blipFill>
@@ -1090,7 +1090,7 @@
       <w:pPr>
         <w:numPr>
           <w:ilvl w:val="0"/>
-          <w:numId w:val="2"/>
+          <w:numId w:val="3"/>
         </w:numPr>
         <w:spacing w:before="240" w:line="240" w:lineRule="auto"/>
         <w:ind w:left="720" w:hanging="360"/>
@@ -1170,12 +1170,12 @@
           <wp:inline distB="114300" distT="114300" distL="114300" distR="114300">
             <wp:extent cx="5731200" cy="3187700"/>
             <wp:effectExtent b="0" l="0" r="0" t="0"/>
-            <wp:docPr id="1" name="image6.png"/>
+            <wp:docPr id="1" name="image2.png"/>
             <a:graphic>
               <a:graphicData uri="http://schemas.openxmlformats.org/drawingml/2006/picture">
                 <pic:pic>
                   <pic:nvPicPr>
-                    <pic:cNvPr id="0" name="image6.png"/>
+                    <pic:cNvPr id="0" name="image2.png"/>
                     <pic:cNvPicPr preferRelativeResize="0"/>
                   </pic:nvPicPr>
                   <pic:blipFill>
@@ -1219,7 +1219,7 @@
       <w:pPr>
         <w:numPr>
           <w:ilvl w:val="0"/>
-          <w:numId w:val="2"/>
+          <w:numId w:val="3"/>
         </w:numPr>
         <w:spacing w:line="240" w:lineRule="auto"/>
         <w:ind w:left="720" w:hanging="360"/>
@@ -1374,7 +1374,7 @@
       <w:pPr>
         <w:numPr>
           <w:ilvl w:val="0"/>
-          <w:numId w:val="3"/>
+          <w:numId w:val="5"/>
         </w:numPr>
         <w:spacing w:line="240" w:lineRule="auto"/>
         <w:ind w:left="720" w:hanging="360"/>
@@ -16703,12 +16703,12 @@
           <wp:inline distB="114300" distT="114300" distL="114300" distR="114300">
             <wp:extent cx="5731200" cy="2819400"/>
             <wp:effectExtent b="0" l="0" r="0" t="0"/>
-            <wp:docPr id="3" name="image3.png"/>
+            <wp:docPr id="3" name="image5.png"/>
             <a:graphic>
               <a:graphicData uri="http://schemas.openxmlformats.org/drawingml/2006/picture">
                 <pic:pic>
                   <pic:nvPicPr>
-                    <pic:cNvPr id="0" name="image3.png"/>
+                    <pic:cNvPr id="0" name="image5.png"/>
                     <pic:cNvPicPr preferRelativeResize="0"/>
                   </pic:nvPicPr>
                   <pic:blipFill>
@@ -16955,12 +16955,12 @@
           <wp:inline distB="114300" distT="114300" distL="114300" distR="114300">
             <wp:extent cx="6367463" cy="5547115"/>
             <wp:effectExtent b="0" l="0" r="0" t="0"/>
-            <wp:docPr id="4" name="image5.png"/>
+            <wp:docPr id="4" name="image6.png"/>
             <a:graphic>
               <a:graphicData uri="http://schemas.openxmlformats.org/drawingml/2006/picture">
                 <pic:pic>
                   <pic:nvPicPr>
-                    <pic:cNvPr id="0" name="image5.png"/>
+                    <pic:cNvPr id="0" name="image6.png"/>
                     <pic:cNvPicPr preferRelativeResize="0"/>
                   </pic:nvPicPr>
                   <pic:blipFill>
@@ -17021,6 +17021,526 @@
         </w:rPr>
       </w:pPr>
       <w:r>
+        <w:br w:type="page"/>
+      </w:r>
+      <w:r>
+        <w:rPr>
+          <w:rtl w:val="0"/>
+        </w:rPr>
+      </w:r>
+    </w:p>
+    <w:p>
+      <w:pPr>
+        <w:spacing w:line="240" w:lineRule="auto"/>
+        <w:ind w:left="0" w:firstLine="0"/>
+        <w:jc w:val="both"/>
+        <w:rPr>
+          <w:rFonts w:ascii="Times New Roman" w:cs="Times New Roman" w:eastAsia="Times New Roman" w:hAnsi="Times New Roman"/>
+          <w:b w:val="1"/>
+          <w:bCs w:val="1"/>
+          <w:sz w:val="24"/>
+          <w:szCs w:val="24"/>
+        </w:rPr>
+      </w:pPr>
+      <w:r>
+        <w:rPr>
+          <w:rFonts w:ascii="Times New Roman" w:cs="Times New Roman" w:eastAsia="Times New Roman" w:hAnsi="Times New Roman"/>
+          <w:b w:val="1"/>
+          <w:bCs w:val="1"/>
+          <w:sz w:val="24"/>
+          <w:szCs w:val="24"/>
+          <w:rtl w:val="0"/>
+        </w:rPr>
+        <w:t xml:space="preserve">Выводы</w:t>
+      </w:r>
+    </w:p>
+    <w:p>
+      <w:pPr>
+        <w:spacing w:line="240" w:lineRule="auto"/>
+        <w:jc w:val="both"/>
+        <w:rPr>
+          <w:rFonts w:ascii="Times New Roman" w:cs="Times New Roman" w:eastAsia="Times New Roman" w:hAnsi="Times New Roman"/>
+          <w:sz w:val="24"/>
+          <w:szCs w:val="24"/>
+        </w:rPr>
+      </w:pPr>
+      <w:r>
+        <w:rPr>
+          <w:rtl w:val="0"/>
+        </w:rPr>
+      </w:r>
+    </w:p>
+    <w:p>
+      <w:pPr>
+        <w:shd w:fill="ffffff" w:val="clear"/>
+        <w:spacing w:after="240" w:before="240" w:line="240" w:lineRule="auto"/>
+        <w:jc w:val="both"/>
+        <w:rPr>
+          <w:rFonts w:ascii="Roboto" w:cs="Roboto" w:eastAsia="Roboto" w:hAnsi="Roboto"/>
+          <w:color w:val="0f1115"/>
+          <w:sz w:val="24"/>
+          <w:szCs w:val="24"/>
+        </w:rPr>
+      </w:pPr>
+      <w:r>
+        <w:rPr>
+          <w:rFonts w:ascii="Arial" w:cs="Arial" w:eastAsia="Arial" w:hAnsi="Arial"/>
+          <w:color w:val="0f1115"/>
+          <w:sz w:val="24"/>
+          <w:szCs w:val="24"/>
+          <w:rtl w:val="0"/>
+        </w:rPr>
+        <w:t xml:space="preserve">В процессе лабораторной работы №3.2 были достигнуты поставленные цели.</w:t>
+      </w:r>
+    </w:p>
+    <w:p>
+      <w:pPr>
+        <w:shd w:fill="ffffff" w:val="clear"/>
+        <w:spacing w:after="240" w:before="240" w:line="240" w:lineRule="auto"/>
+        <w:jc w:val="both"/>
+        <w:rPr>
+          <w:rFonts w:ascii="Roboto" w:cs="Roboto" w:eastAsia="Roboto" w:hAnsi="Roboto"/>
+          <w:color w:val="0f1115"/>
+          <w:sz w:val="24"/>
+          <w:szCs w:val="24"/>
+        </w:rPr>
+      </w:pPr>
+      <w:r>
+        <w:rPr>
+          <w:rFonts w:ascii="Roboto" w:cs="Roboto" w:eastAsia="Roboto" w:hAnsi="Roboto"/>
+          <w:color w:val="0f1115"/>
+          <w:sz w:val="24"/>
+          <w:szCs w:val="24"/>
+          <w:rtl w:val="0"/>
+        </w:rPr>
+        <w:t xml:space="preserve">В процессе работы:</w:t>
+      </w:r>
+    </w:p>
+    <w:p>
+      <w:pPr>
+        <w:numPr>
+          <w:ilvl w:val="0"/>
+          <w:numId w:val="4"/>
+        </w:numPr>
+        <w:shd w:fill="ffffff" w:val="clear"/>
+        <w:spacing w:after="0" w:afterAutospacing="0" w:before="240" w:line="240" w:lineRule="auto"/>
+        <w:ind w:left="720" w:hanging="360"/>
+        <w:rPr>
+          <w:rFonts w:ascii="Roboto" w:cs="Roboto" w:eastAsia="Roboto" w:hAnsi="Roboto"/>
+          <w:color w:val="0f1115"/>
+          <w:sz w:val="24"/>
+          <w:szCs w:val="24"/>
+        </w:rPr>
+      </w:pPr>
+      <w:r>
+        <w:rPr>
+          <w:rFonts w:ascii="Roboto" w:cs="Roboto" w:eastAsia="Roboto" w:hAnsi="Roboto"/>
+          <w:color w:val="0f1115"/>
+          <w:sz w:val="24"/>
+          <w:szCs w:val="24"/>
+          <w:rtl w:val="0"/>
+        </w:rPr>
+        <w:t xml:space="preserve">Создана база данных </w:t>
+      </w:r>
+      <w:r>
+        <w:rPr>
+          <w:rFonts w:ascii="Roboto Mono" w:cs="Roboto Mono" w:eastAsia="Roboto Mono" w:hAnsi="Roboto Mono"/>
+          <w:color w:val="0f1115"/>
+          <w:sz w:val="21"/>
+          <w:szCs w:val="21"/>
+          <w:shd w:fill="ebeef2" w:val="clear"/>
+          <w:rtl w:val="0"/>
+        </w:rPr>
+        <w:t xml:space="preserve">Автовокзал</w:t>
+      </w:r>
+      <w:r>
+        <w:rPr>
+          <w:rFonts w:ascii="Roboto Mono" w:cs="Roboto Mono" w:eastAsia="Roboto Mono" w:hAnsi="Roboto Mono"/>
+          <w:color w:val="0f1115"/>
+          <w:sz w:val="21"/>
+          <w:szCs w:val="21"/>
+          <w:rtl w:val="0"/>
+        </w:rPr>
+        <w:t xml:space="preserve"> </w:t>
+      </w:r>
+      <w:r>
+        <w:rPr>
+          <w:rFonts w:ascii="Roboto" w:cs="Roboto" w:eastAsia="Roboto" w:hAnsi="Roboto"/>
+          <w:color w:val="0f1115"/>
+          <w:sz w:val="24"/>
+          <w:szCs w:val="24"/>
+          <w:rtl w:val="0"/>
+        </w:rPr>
+        <w:t xml:space="preserve">и схема </w:t>
+      </w:r>
+      <w:r>
+        <w:rPr>
+          <w:rFonts w:ascii="Roboto Mono" w:cs="Roboto Mono" w:eastAsia="Roboto Mono" w:hAnsi="Roboto Mono"/>
+          <w:color w:val="0f1115"/>
+          <w:sz w:val="21"/>
+          <w:szCs w:val="21"/>
+          <w:shd w:fill="ebeef2" w:val="clear"/>
+          <w:rtl w:val="0"/>
+        </w:rPr>
+        <w:t xml:space="preserve">Автовокзал</w:t>
+      </w:r>
+      <w:r>
+        <w:rPr>
+          <w:rFonts w:ascii="Roboto" w:cs="Roboto" w:eastAsia="Roboto" w:hAnsi="Roboto"/>
+          <w:color w:val="0f1115"/>
+          <w:sz w:val="24"/>
+          <w:szCs w:val="24"/>
+          <w:rtl w:val="0"/>
+        </w:rPr>
+        <w:t xml:space="preserve">.</w:t>
+      </w:r>
+    </w:p>
+    <w:p>
+      <w:pPr>
+        <w:numPr>
+          <w:ilvl w:val="0"/>
+          <w:numId w:val="4"/>
+        </w:numPr>
+        <w:shd w:fill="ffffff" w:val="clear"/>
+        <w:spacing w:after="0" w:afterAutospacing="0" w:before="0" w:beforeAutospacing="0" w:line="240" w:lineRule="auto"/>
+        <w:ind w:left="720" w:hanging="360"/>
+        <w:rPr>
+          <w:rFonts w:ascii="Roboto" w:cs="Roboto" w:eastAsia="Roboto" w:hAnsi="Roboto"/>
+          <w:color w:val="0f1115"/>
+          <w:sz w:val="24"/>
+          <w:szCs w:val="24"/>
+        </w:rPr>
+      </w:pPr>
+      <w:r>
+        <w:rPr>
+          <w:rFonts w:ascii="Arial" w:cs="Arial" w:eastAsia="Arial" w:hAnsi="Arial"/>
+          <w:color w:val="0f1115"/>
+          <w:sz w:val="24"/>
+          <w:szCs w:val="24"/>
+          <w:rtl w:val="0"/>
+        </w:rPr>
+        <w:t xml:space="preserve">Разработаны 14 таблиц, соответствующих инфологической модели из лабораторной работы №2. Для каждой таблицы определены первичные ключи, типы данных, ограничения </w:t>
+      </w:r>
+      <w:r>
+        <w:rPr>
+          <w:rFonts w:ascii="Roboto Mono" w:cs="Roboto Mono" w:eastAsia="Roboto Mono" w:hAnsi="Roboto Mono"/>
+          <w:color w:val="0f1115"/>
+          <w:sz w:val="21"/>
+          <w:szCs w:val="21"/>
+          <w:shd w:fill="ebeef2" w:val="clear"/>
+          <w:rtl w:val="0"/>
+        </w:rPr>
+        <w:t xml:space="preserve">NOT NULL</w:t>
+      </w:r>
+      <w:r>
+        <w:rPr>
+          <w:rFonts w:ascii="Roboto" w:cs="Roboto" w:eastAsia="Roboto" w:hAnsi="Roboto"/>
+          <w:color w:val="0f1115"/>
+          <w:sz w:val="24"/>
+          <w:szCs w:val="24"/>
+          <w:rtl w:val="0"/>
+        </w:rPr>
+        <w:t xml:space="preserve"> и автоинкрементные поля.</w:t>
+      </w:r>
+    </w:p>
+    <w:p>
+      <w:pPr>
+        <w:numPr>
+          <w:ilvl w:val="0"/>
+          <w:numId w:val="4"/>
+        </w:numPr>
+        <w:shd w:fill="ffffff" w:val="clear"/>
+        <w:spacing w:after="240" w:before="0" w:beforeAutospacing="0" w:line="240" w:lineRule="auto"/>
+        <w:ind w:left="720" w:hanging="360"/>
+        <w:rPr>
+          <w:rFonts w:ascii="Roboto" w:cs="Roboto" w:eastAsia="Roboto" w:hAnsi="Roboto"/>
+          <w:color w:val="0f1115"/>
+          <w:sz w:val="24"/>
+          <w:szCs w:val="24"/>
+        </w:rPr>
+      </w:pPr>
+      <w:r>
+        <w:rPr>
+          <w:rFonts w:ascii="Roboto" w:cs="Roboto" w:eastAsia="Roboto" w:hAnsi="Roboto"/>
+          <w:color w:val="0f1115"/>
+          <w:sz w:val="24"/>
+          <w:szCs w:val="24"/>
+          <w:rtl w:val="0"/>
+        </w:rPr>
+        <w:t xml:space="preserve">Добавлены ограничения целостности: уникальности (</w:t>
+      </w:r>
+      <w:r>
+        <w:rPr>
+          <w:rFonts w:ascii="Roboto Mono" w:cs="Roboto Mono" w:eastAsia="Roboto Mono" w:hAnsi="Roboto Mono"/>
+          <w:color w:val="0f1115"/>
+          <w:sz w:val="21"/>
+          <w:szCs w:val="21"/>
+          <w:shd w:fill="ebeef2" w:val="clear"/>
+          <w:rtl w:val="0"/>
+        </w:rPr>
+        <w:t xml:space="preserve">UNIQUE</w:t>
+      </w:r>
+      <w:r>
+        <w:rPr>
+          <w:rFonts w:ascii="Roboto" w:cs="Roboto" w:eastAsia="Roboto" w:hAnsi="Roboto"/>
+          <w:color w:val="0f1115"/>
+          <w:sz w:val="24"/>
+          <w:szCs w:val="24"/>
+          <w:rtl w:val="0"/>
+        </w:rPr>
+        <w:t xml:space="preserve">), внешние ключи (</w:t>
+      </w:r>
+      <w:r>
+        <w:rPr>
+          <w:rFonts w:ascii="Roboto Mono" w:cs="Roboto Mono" w:eastAsia="Roboto Mono" w:hAnsi="Roboto Mono"/>
+          <w:color w:val="0f1115"/>
+          <w:sz w:val="21"/>
+          <w:szCs w:val="21"/>
+          <w:shd w:fill="ebeef2" w:val="clear"/>
+          <w:rtl w:val="0"/>
+        </w:rPr>
+        <w:t xml:space="preserve">FOREIGN KEY</w:t>
+      </w:r>
+      <w:r>
+        <w:rPr>
+          <w:rFonts w:ascii="Roboto" w:cs="Roboto" w:eastAsia="Roboto" w:hAnsi="Roboto"/>
+          <w:color w:val="0f1115"/>
+          <w:sz w:val="24"/>
+          <w:szCs w:val="24"/>
+          <w:rtl w:val="0"/>
+        </w:rPr>
+        <w:t xml:space="preserve">) и проверочные ограничения (</w:t>
+      </w:r>
+      <w:r>
+        <w:rPr>
+          <w:rFonts w:ascii="Roboto Mono" w:cs="Roboto Mono" w:eastAsia="Roboto Mono" w:hAnsi="Roboto Mono"/>
+          <w:color w:val="0f1115"/>
+          <w:sz w:val="21"/>
+          <w:szCs w:val="21"/>
+          <w:shd w:fill="ebeef2" w:val="clear"/>
+          <w:rtl w:val="0"/>
+        </w:rPr>
+        <w:t xml:space="preserve">CHECK</w:t>
+      </w:r>
+      <w:r>
+        <w:rPr>
+          <w:rFonts w:ascii="Roboto" w:cs="Roboto" w:eastAsia="Roboto" w:hAnsi="Roboto"/>
+          <w:color w:val="0f1115"/>
+          <w:sz w:val="24"/>
+          <w:szCs w:val="24"/>
+          <w:rtl w:val="0"/>
+        </w:rPr>
+        <w:t xml:space="preserve">), обеспечивающие корректность данных в соответствии с предметной областью «Автовокзал».</w:t>
+      </w:r>
+    </w:p>
+    <w:p>
+      <w:pPr>
+        <w:shd w:fill="ffffff" w:val="clear"/>
+        <w:spacing w:after="240" w:before="240" w:line="240" w:lineRule="auto"/>
+        <w:jc w:val="both"/>
+        <w:rPr>
+          <w:rFonts w:ascii="Roboto" w:cs="Roboto" w:eastAsia="Roboto" w:hAnsi="Roboto"/>
+          <w:color w:val="0f1115"/>
+          <w:sz w:val="24"/>
+          <w:szCs w:val="24"/>
+        </w:rPr>
+      </w:pPr>
+      <w:r>
+        <w:rPr>
+          <w:rFonts w:ascii="Roboto" w:cs="Roboto" w:eastAsia="Roboto" w:hAnsi="Roboto"/>
+          <w:color w:val="0f1115"/>
+          <w:sz w:val="24"/>
+          <w:szCs w:val="24"/>
+          <w:rtl w:val="0"/>
+        </w:rPr>
+        <w:t xml:space="preserve">Созданная структура базы данных соответствует требованиям нормализации:</w:t>
+      </w:r>
+    </w:p>
+    <w:p>
+      <w:pPr>
+        <w:numPr>
+          <w:ilvl w:val="0"/>
+          <w:numId w:val="1"/>
+        </w:numPr>
+        <w:shd w:fill="ffffff" w:val="clear"/>
+        <w:spacing w:after="0" w:afterAutospacing="0" w:before="240" w:line="240" w:lineRule="auto"/>
+        <w:ind w:left="720" w:hanging="360"/>
+        <w:rPr>
+          <w:rFonts w:ascii="Roboto" w:cs="Roboto" w:eastAsia="Roboto" w:hAnsi="Roboto"/>
+          <w:color w:val="0f1115"/>
+          <w:sz w:val="24"/>
+          <w:szCs w:val="24"/>
+        </w:rPr>
+      </w:pPr>
+      <w:r>
+        <w:rPr>
+          <w:rFonts w:ascii="Roboto" w:cs="Roboto" w:eastAsia="Roboto" w:hAnsi="Roboto"/>
+          <w:color w:val="0f1115"/>
+          <w:sz w:val="24"/>
+          <w:szCs w:val="24"/>
+          <w:rtl w:val="0"/>
+        </w:rPr>
+        <w:t xml:space="preserve">Все таблицы имеют первичные ключи (1НФ).</w:t>
+      </w:r>
+    </w:p>
+    <w:p>
+      <w:pPr>
+        <w:numPr>
+          <w:ilvl w:val="0"/>
+          <w:numId w:val="1"/>
+        </w:numPr>
+        <w:shd w:fill="ffffff" w:val="clear"/>
+        <w:spacing w:after="0" w:afterAutospacing="0" w:before="0" w:beforeAutospacing="0" w:line="240" w:lineRule="auto"/>
+        <w:ind w:left="720" w:hanging="360"/>
+        <w:rPr>
+          <w:rFonts w:ascii="Roboto" w:cs="Roboto" w:eastAsia="Roboto" w:hAnsi="Roboto"/>
+          <w:color w:val="0f1115"/>
+          <w:sz w:val="24"/>
+          <w:szCs w:val="24"/>
+        </w:rPr>
+      </w:pPr>
+      <w:r>
+        <w:rPr>
+          <w:rFonts w:ascii="Roboto" w:cs="Roboto" w:eastAsia="Roboto" w:hAnsi="Roboto"/>
+          <w:color w:val="0f1115"/>
+          <w:sz w:val="24"/>
+          <w:szCs w:val="24"/>
+          <w:rtl w:val="0"/>
+        </w:rPr>
+        <w:t xml:space="preserve">Отсутствуют повторяющиеся группы (1НФ).</w:t>
+      </w:r>
+    </w:p>
+    <w:p>
+      <w:pPr>
+        <w:numPr>
+          <w:ilvl w:val="0"/>
+          <w:numId w:val="1"/>
+        </w:numPr>
+        <w:shd w:fill="ffffff" w:val="clear"/>
+        <w:spacing w:after="0" w:afterAutospacing="0" w:before="0" w:beforeAutospacing="0" w:line="240" w:lineRule="auto"/>
+        <w:ind w:left="720" w:hanging="360"/>
+        <w:rPr>
+          <w:rFonts w:ascii="Roboto" w:cs="Roboto" w:eastAsia="Roboto" w:hAnsi="Roboto"/>
+          <w:color w:val="0f1115"/>
+          <w:sz w:val="24"/>
+          <w:szCs w:val="24"/>
+        </w:rPr>
+      </w:pPr>
+      <w:r>
+        <w:rPr>
+          <w:rFonts w:ascii="Roboto" w:cs="Roboto" w:eastAsia="Roboto" w:hAnsi="Roboto"/>
+          <w:color w:val="0f1115"/>
+          <w:sz w:val="24"/>
+          <w:szCs w:val="24"/>
+          <w:rtl w:val="0"/>
+        </w:rPr>
+        <w:t xml:space="preserve">Нет частичных зависимостей от составных ключей (2НФ) – для таблиц с составными первичными ключами (</w:t>
+      </w:r>
+      <w:r>
+        <w:rPr>
+          <w:rFonts w:ascii="Roboto Mono" w:cs="Roboto Mono" w:eastAsia="Roboto Mono" w:hAnsi="Roboto Mono"/>
+          <w:color w:val="0f1115"/>
+          <w:sz w:val="21"/>
+          <w:szCs w:val="21"/>
+          <w:shd w:fill="ebeef2" w:val="clear"/>
+          <w:rtl w:val="0"/>
+        </w:rPr>
+        <w:t xml:space="preserve">Остановка_в_маршруте</w:t>
+      </w:r>
+      <w:r>
+        <w:rPr>
+          <w:rFonts w:ascii="Roboto" w:cs="Roboto" w:eastAsia="Roboto" w:hAnsi="Roboto"/>
+          <w:color w:val="0f1115"/>
+          <w:sz w:val="24"/>
+          <w:szCs w:val="24"/>
+          <w:rtl w:val="0"/>
+        </w:rPr>
+        <w:t xml:space="preserve">, </w:t>
+      </w:r>
+      <w:r>
+        <w:rPr>
+          <w:rFonts w:ascii="Roboto Mono" w:cs="Roboto Mono" w:eastAsia="Roboto Mono" w:hAnsi="Roboto Mono"/>
+          <w:color w:val="0f1115"/>
+          <w:sz w:val="21"/>
+          <w:szCs w:val="21"/>
+          <w:shd w:fill="ebeef2" w:val="clear"/>
+          <w:rtl w:val="0"/>
+        </w:rPr>
+        <w:t xml:space="preserve">Назначен в экипаж</w:t>
+      </w:r>
+      <w:r>
+        <w:rPr>
+          <w:rFonts w:ascii="Roboto" w:cs="Roboto" w:eastAsia="Roboto" w:hAnsi="Roboto"/>
+          <w:color w:val="0f1115"/>
+          <w:sz w:val="24"/>
+          <w:szCs w:val="24"/>
+          <w:rtl w:val="0"/>
+        </w:rPr>
+        <w:t xml:space="preserve">) все неключевые атрибуты зависят от полного ключа.</w:t>
+      </w:r>
+    </w:p>
+    <w:p>
+      <w:pPr>
+        <w:numPr>
+          <w:ilvl w:val="0"/>
+          <w:numId w:val="1"/>
+        </w:numPr>
+        <w:shd w:fill="ffffff" w:val="clear"/>
+        <w:spacing w:after="240" w:before="0" w:beforeAutospacing="0" w:line="240" w:lineRule="auto"/>
+        <w:ind w:left="720" w:hanging="360"/>
+        <w:rPr>
+          <w:rFonts w:ascii="Roboto" w:cs="Roboto" w:eastAsia="Roboto" w:hAnsi="Roboto"/>
+          <w:color w:val="0f1115"/>
+          <w:sz w:val="24"/>
+          <w:szCs w:val="24"/>
+        </w:rPr>
+      </w:pPr>
+      <w:r>
+        <w:rPr>
+          <w:rFonts w:ascii="Roboto" w:cs="Roboto" w:eastAsia="Roboto" w:hAnsi="Roboto"/>
+          <w:color w:val="0f1115"/>
+          <w:sz w:val="24"/>
+          <w:szCs w:val="24"/>
+          <w:rtl w:val="0"/>
+        </w:rPr>
+        <w:t xml:space="preserve">Нет транзитивных зависимостей (3НФ) – все неключевые атрибуты зависят только от первичного ключа.</w:t>
+      </w:r>
+    </w:p>
+    <w:p>
+      <w:pPr>
+        <w:shd w:fill="ffffff" w:val="clear"/>
+        <w:spacing w:before="240" w:line="240" w:lineRule="auto"/>
+        <w:jc w:val="both"/>
+        <w:rPr>
+          <w:rFonts w:ascii="Roboto" w:cs="Roboto" w:eastAsia="Roboto" w:hAnsi="Roboto"/>
+          <w:color w:val="0f1115"/>
+          <w:sz w:val="24"/>
+          <w:szCs w:val="24"/>
+        </w:rPr>
+      </w:pPr>
+      <w:r>
+        <w:rPr>
+          <w:rFonts w:ascii="Roboto" w:cs="Roboto" w:eastAsia="Roboto" w:hAnsi="Roboto"/>
+          <w:color w:val="0f1115"/>
+          <w:sz w:val="24"/>
+          <w:szCs w:val="24"/>
+          <w:rtl w:val="0"/>
+        </w:rPr>
+        <w:t xml:space="preserve">Таким образом, база данных «Автовокзал» полностью готова к использованию, а все практические задания лабораторной работы выполнены в полном объёме.</w:t>
+      </w:r>
+    </w:p>
+    <w:p>
+      <w:pPr>
+        <w:spacing w:line="240" w:lineRule="auto"/>
+        <w:ind w:left="0" w:firstLine="0"/>
+        <w:jc w:val="both"/>
+        <w:rPr>
+          <w:rFonts w:ascii="Times New Roman" w:cs="Times New Roman" w:eastAsia="Times New Roman" w:hAnsi="Times New Roman"/>
+          <w:sz w:val="24"/>
+          <w:szCs w:val="24"/>
+        </w:rPr>
+      </w:pPr>
+      <w:r>
         <w:rPr>
           <w:rtl w:val="0"/>
         </w:rPr>
@@ -17041,6 +17561,116 @@
     <w:lvl w:ilvl="0">
       <w:start w:val="1"/>
       <w:numFmt w:val="bullet"/>
+      <w:lvlText w:val="●"/>
+      <w:lvlJc w:val="left"/>
+      <w:pPr>
+        <w:ind w:left="720" w:hanging="360"/>
+      </w:pPr>
+      <w:rPr>
+        <w:u w:val="none"/>
+      </w:rPr>
+    </w:lvl>
+    <w:lvl w:ilvl="1">
+      <w:start w:val="1"/>
+      <w:numFmt w:val="bullet"/>
+      <w:lvlText w:val="○"/>
+      <w:lvlJc w:val="left"/>
+      <w:pPr>
+        <w:ind w:left="1440" w:hanging="360"/>
+      </w:pPr>
+      <w:rPr>
+        <w:u w:val="none"/>
+      </w:rPr>
+    </w:lvl>
+    <w:lvl w:ilvl="2">
+      <w:start w:val="1"/>
+      <w:numFmt w:val="bullet"/>
+      <w:lvlText w:val="■"/>
+      <w:lvlJc w:val="left"/>
+      <w:pPr>
+        <w:ind w:left="2160" w:hanging="360"/>
+      </w:pPr>
+      <w:rPr>
+        <w:u w:val="none"/>
+      </w:rPr>
+    </w:lvl>
+    <w:lvl w:ilvl="3">
+      <w:start w:val="1"/>
+      <w:numFmt w:val="bullet"/>
+      <w:lvlText w:val="●"/>
+      <w:lvlJc w:val="left"/>
+      <w:pPr>
+        <w:ind w:left="2880" w:hanging="360"/>
+      </w:pPr>
+      <w:rPr>
+        <w:u w:val="none"/>
+      </w:rPr>
+    </w:lvl>
+    <w:lvl w:ilvl="4">
+      <w:start w:val="1"/>
+      <w:numFmt w:val="bullet"/>
+      <w:lvlText w:val="○"/>
+      <w:lvlJc w:val="left"/>
+      <w:pPr>
+        <w:ind w:left="3600" w:hanging="360"/>
+      </w:pPr>
+      <w:rPr>
+        <w:u w:val="none"/>
+      </w:rPr>
+    </w:lvl>
+    <w:lvl w:ilvl="5">
+      <w:start w:val="1"/>
+      <w:numFmt w:val="bullet"/>
+      <w:lvlText w:val="■"/>
+      <w:lvlJc w:val="left"/>
+      <w:pPr>
+        <w:ind w:left="4320" w:hanging="360"/>
+      </w:pPr>
+      <w:rPr>
+        <w:u w:val="none"/>
+      </w:rPr>
+    </w:lvl>
+    <w:lvl w:ilvl="6">
+      <w:start w:val="1"/>
+      <w:numFmt w:val="bullet"/>
+      <w:lvlText w:val="●"/>
+      <w:lvlJc w:val="left"/>
+      <w:pPr>
+        <w:ind w:left="5040" w:hanging="360"/>
+      </w:pPr>
+      <w:rPr>
+        <w:u w:val="none"/>
+      </w:rPr>
+    </w:lvl>
+    <w:lvl w:ilvl="7">
+      <w:start w:val="1"/>
+      <w:numFmt w:val="bullet"/>
+      <w:lvlText w:val="○"/>
+      <w:lvlJc w:val="left"/>
+      <w:pPr>
+        <w:ind w:left="5760" w:hanging="360"/>
+      </w:pPr>
+      <w:rPr>
+        <w:u w:val="none"/>
+      </w:rPr>
+    </w:lvl>
+    <w:lvl w:ilvl="8">
+      <w:start w:val="1"/>
+      <w:numFmt w:val="bullet"/>
+      <w:lvlText w:val="■"/>
+      <w:lvlJc w:val="left"/>
+      <w:pPr>
+        <w:ind w:left="6480" w:hanging="360"/>
+      </w:pPr>
+      <w:rPr>
+        <w:u w:val="none"/>
+      </w:rPr>
+    </w:lvl>
+  </w:abstractNum>
+  <w:abstractNum w:abstractNumId="2">
+    <w:lvl w:ilvl="0">
+      <w:start w:val="1"/>
+      <w:numFmt w:val="bullet"/>
       <w:lvlText w:val="−"/>
       <w:lvlJc w:val="left"/>
       <w:pPr>
@@ -17141,116 +17771,6 @@
       <w:lvlJc w:val="left"/>
       <w:pPr>
         <w:ind w:left="7614" w:hanging="360"/>
-      </w:pPr>
-      <w:rPr>
-        <w:u w:val="none"/>
-      </w:rPr>
-    </w:lvl>
-  </w:abstractNum>
-  <w:abstractNum w:abstractNumId="2">
-    <w:lvl w:ilvl="0">
-      <w:start w:val="1"/>
-      <w:numFmt w:val="decimal"/>
-      <w:lvlText w:val="%1."/>
-      <w:lvlJc w:val="left"/>
-      <w:pPr>
-        <w:ind w:left="720" w:hanging="360"/>
-      </w:pPr>
-      <w:rPr>
-        <w:u w:val="none"/>
-      </w:rPr>
-    </w:lvl>
-    <w:lvl w:ilvl="1">
-      <w:start w:val="1"/>
-      <w:numFmt w:val="lowerLetter"/>
-      <w:lvlText w:val="%2."/>
-      <w:lvlJc w:val="left"/>
-      <w:pPr>
-        <w:ind w:left="1440" w:hanging="360"/>
-      </w:pPr>
-      <w:rPr>
-        <w:u w:val="none"/>
-      </w:rPr>
-    </w:lvl>
-    <w:lvl w:ilvl="2">
-      <w:start w:val="1"/>
-      <w:numFmt w:val="lowerRoman"/>
-      <w:lvlText w:val="%3."/>
-      <w:lvlJc w:val="right"/>
-      <w:pPr>
-        <w:ind w:left="2160" w:hanging="360"/>
-      </w:pPr>
-      <w:rPr>
-        <w:u w:val="none"/>
-      </w:rPr>
-    </w:lvl>
-    <w:lvl w:ilvl="3">
-      <w:start w:val="1"/>
-      <w:numFmt w:val="decimal"/>
-      <w:lvlText w:val="%4."/>
-      <w:lvlJc w:val="left"/>
-      <w:pPr>
-        <w:ind w:left="2880" w:hanging="360"/>
-      </w:pPr>
-      <w:rPr>
-        <w:u w:val="none"/>
-      </w:rPr>
-    </w:lvl>
-    <w:lvl w:ilvl="4">
-      <w:start w:val="1"/>
-      <w:numFmt w:val="lowerLetter"/>
-      <w:lvlText w:val="%5."/>
-      <w:lvlJc w:val="left"/>
-      <w:pPr>
-        <w:ind w:left="3600" w:hanging="360"/>
-      </w:pPr>
-      <w:rPr>
-        <w:u w:val="none"/>
-      </w:rPr>
-    </w:lvl>
-    <w:lvl w:ilvl="5">
-      <w:start w:val="1"/>
-      <w:numFmt w:val="lowerRoman"/>
-      <w:lvlText w:val="%6."/>
-      <w:lvlJc w:val="right"/>
-      <w:pPr>
-        <w:ind w:left="4320" w:hanging="360"/>
-      </w:pPr>
-      <w:rPr>
-        <w:u w:val="none"/>
-      </w:rPr>
-    </w:lvl>
-    <w:lvl w:ilvl="6">
-      <w:start w:val="1"/>
-      <w:numFmt w:val="decimal"/>
-      <w:lvlText w:val="%7."/>
-      <w:lvlJc w:val="left"/>
-      <w:pPr>
-        <w:ind w:left="5040" w:hanging="360"/>
-      </w:pPr>
-      <w:rPr>
-        <w:u w:val="none"/>
-      </w:rPr>
-    </w:lvl>
-    <w:lvl w:ilvl="7">
-      <w:start w:val="1"/>
-      <w:numFmt w:val="lowerLetter"/>
-      <w:lvlText w:val="%8."/>
-      <w:lvlJc w:val="left"/>
-      <w:pPr>
-        <w:ind w:left="5760" w:hanging="360"/>
-      </w:pPr>
-      <w:rPr>
-        <w:u w:val="none"/>
-      </w:rPr>
-    </w:lvl>
-    <w:lvl w:ilvl="8">
-      <w:start w:val="1"/>
-      <w:numFmt w:val="lowerRoman"/>
-      <w:lvlText w:val="%9."/>
-      <w:lvlJc w:val="right"/>
-      <w:pPr>
-        <w:ind w:left="6480" w:hanging="360"/>
       </w:pPr>
       <w:rPr>
         <w:u w:val="none"/>
@@ -17368,6 +17888,226 @@
     </w:lvl>
   </w:abstractNum>
   <w:abstractNum w:abstractNumId="4">
+    <w:lvl w:ilvl="0">
+      <w:start w:val="1"/>
+      <w:numFmt w:val="decimal"/>
+      <w:lvlText w:val="%1."/>
+      <w:lvlJc w:val="left"/>
+      <w:pPr>
+        <w:ind w:left="720" w:hanging="360"/>
+      </w:pPr>
+      <w:rPr>
+        <w:u w:val="none"/>
+      </w:rPr>
+    </w:lvl>
+    <w:lvl w:ilvl="1">
+      <w:start w:val="1"/>
+      <w:numFmt w:val="bullet"/>
+      <w:lvlText w:val="○"/>
+      <w:lvlJc w:val="left"/>
+      <w:pPr>
+        <w:ind w:left="1440" w:hanging="360"/>
+      </w:pPr>
+      <w:rPr>
+        <w:u w:val="none"/>
+      </w:rPr>
+    </w:lvl>
+    <w:lvl w:ilvl="2">
+      <w:start w:val="1"/>
+      <w:numFmt w:val="lowerRoman"/>
+      <w:lvlText w:val="%3."/>
+      <w:lvlJc w:val="left"/>
+      <w:pPr>
+        <w:ind w:left="2160" w:hanging="360"/>
+      </w:pPr>
+      <w:rPr>
+        <w:u w:val="none"/>
+      </w:rPr>
+    </w:lvl>
+    <w:lvl w:ilvl="3">
+      <w:start w:val="1"/>
+      <w:numFmt w:val="decimal"/>
+      <w:lvlText w:val="%4."/>
+      <w:lvlJc w:val="left"/>
+      <w:pPr>
+        <w:ind w:left="2880" w:hanging="360"/>
+      </w:pPr>
+      <w:rPr>
+        <w:u w:val="none"/>
+      </w:rPr>
+    </w:lvl>
+    <w:lvl w:ilvl="4">
+      <w:start w:val="1"/>
+      <w:numFmt w:val="lowerLetter"/>
+      <w:lvlText w:val="%5."/>
+      <w:lvlJc w:val="left"/>
+      <w:pPr>
+        <w:ind w:left="3600" w:hanging="360"/>
+      </w:pPr>
+      <w:rPr>
+        <w:u w:val="none"/>
+      </w:rPr>
+    </w:lvl>
+    <w:lvl w:ilvl="5">
+      <w:start w:val="1"/>
+      <w:numFmt w:val="lowerRoman"/>
+      <w:lvlText w:val="%6."/>
+      <w:lvlJc w:val="left"/>
+      <w:pPr>
+        <w:ind w:left="4320" w:hanging="360"/>
+      </w:pPr>
+      <w:rPr>
+        <w:u w:val="none"/>
+      </w:rPr>
+    </w:lvl>
+    <w:lvl w:ilvl="6">
+      <w:start w:val="1"/>
+      <w:numFmt w:val="decimal"/>
+      <w:lvlText w:val="%7."/>
+      <w:lvlJc w:val="left"/>
+      <w:pPr>
+        <w:ind w:left="5040" w:hanging="360"/>
+      </w:pPr>
+      <w:rPr>
+        <w:u w:val="none"/>
+      </w:rPr>
+    </w:lvl>
+    <w:lvl w:ilvl="7">
+      <w:start w:val="1"/>
+      <w:numFmt w:val="lowerLetter"/>
+      <w:lvlText w:val="%8."/>
+      <w:lvlJc w:val="left"/>
+      <w:pPr>
+        <w:ind w:left="5760" w:hanging="360"/>
+      </w:pPr>
+      <w:rPr>
+        <w:u w:val="none"/>
+      </w:rPr>
+    </w:lvl>
+    <w:lvl w:ilvl="8">
+      <w:start w:val="1"/>
+      <w:numFmt w:val="lowerRoman"/>
+      <w:lvlText w:val="%9."/>
+      <w:lvlJc w:val="left"/>
+      <w:pPr>
+        <w:ind w:left="6480" w:hanging="360"/>
+      </w:pPr>
+      <w:rPr>
+        <w:u w:val="none"/>
+      </w:rPr>
+    </w:lvl>
+  </w:abstractNum>
+  <w:abstractNum w:abstractNumId="5">
+    <w:lvl w:ilvl="0">
+      <w:start w:val="1"/>
+      <w:numFmt w:val="decimal"/>
+      <w:lvlText w:val="%1."/>
+      <w:lvlJc w:val="left"/>
+      <w:pPr>
+        <w:ind w:left="720" w:hanging="360"/>
+      </w:pPr>
+      <w:rPr>
+        <w:u w:val="none"/>
+      </w:rPr>
+    </w:lvl>
+    <w:lvl w:ilvl="1">
+      <w:start w:val="1"/>
+      <w:numFmt w:val="lowerLetter"/>
+      <w:lvlText w:val="%2."/>
+      <w:lvlJc w:val="left"/>
+      <w:pPr>
+        <w:ind w:left="1440" w:hanging="360"/>
+      </w:pPr>
+      <w:rPr>
+        <w:u w:val="none"/>
+      </w:rPr>
+    </w:lvl>
+    <w:lvl w:ilvl="2">
+      <w:start w:val="1"/>
+      <w:numFmt w:val="lowerRoman"/>
+      <w:lvlText w:val="%3."/>
+      <w:lvlJc w:val="right"/>
+      <w:pPr>
+        <w:ind w:left="2160" w:hanging="360"/>
+      </w:pPr>
+      <w:rPr>
+        <w:u w:val="none"/>
+      </w:rPr>
+    </w:lvl>
+    <w:lvl w:ilvl="3">
+      <w:start w:val="1"/>
+      <w:numFmt w:val="decimal"/>
+      <w:lvlText w:val="%4."/>
+      <w:lvlJc w:val="left"/>
+      <w:pPr>
+        <w:ind w:left="2880" w:hanging="360"/>
+      </w:pPr>
+      <w:rPr>
+        <w:u w:val="none"/>
+      </w:rPr>
+    </w:lvl>
+    <w:lvl w:ilvl="4">
+      <w:start w:val="1"/>
+      <w:numFmt w:val="lowerLetter"/>
+      <w:lvlText w:val="%5."/>
+      <w:lvlJc w:val="left"/>
+      <w:pPr>
+        <w:ind w:left="3600" w:hanging="360"/>
+      </w:pPr>
+      <w:rPr>
+        <w:u w:val="none"/>
+      </w:rPr>
+    </w:lvl>
+    <w:lvl w:ilvl="5">
+      <w:start w:val="1"/>
+      <w:numFmt w:val="lowerRoman"/>
+      <w:lvlText w:val="%6."/>
+      <w:lvlJc w:val="right"/>
+      <w:pPr>
+        <w:ind w:left="4320" w:hanging="360"/>
+      </w:pPr>
+      <w:rPr>
+        <w:u w:val="none"/>
+      </w:rPr>
+    </w:lvl>
+    <w:lvl w:ilvl="6">
+      <w:start w:val="1"/>
+      <w:numFmt w:val="decimal"/>
+      <w:lvlText w:val="%7."/>
+      <w:lvlJc w:val="left"/>
+      <w:pPr>
+        <w:ind w:left="5040" w:hanging="360"/>
+      </w:pPr>
+      <w:rPr>
+        <w:u w:val="none"/>
+      </w:rPr>
+    </w:lvl>
+    <w:lvl w:ilvl="7">
+      <w:start w:val="1"/>
+      <w:numFmt w:val="lowerLetter"/>
+      <w:lvlText w:val="%8."/>
+      <w:lvlJc w:val="left"/>
+      <w:pPr>
+        <w:ind w:left="5760" w:hanging="360"/>
+      </w:pPr>
+      <w:rPr>
+        <w:u w:val="none"/>
+      </w:rPr>
+    </w:lvl>
+    <w:lvl w:ilvl="8">
+      <w:start w:val="1"/>
+      <w:numFmt w:val="lowerRoman"/>
+      <w:lvlText w:val="%9."/>
+      <w:lvlJc w:val="right"/>
+      <w:pPr>
+        <w:ind w:left="6480" w:hanging="360"/>
+      </w:pPr>
+      <w:rPr>
+        <w:u w:val="none"/>
+      </w:rPr>
+    </w:lvl>
+  </w:abstractNum>
+  <w:abstractNum w:abstractNumId="6">
     <w:lvl w:ilvl="0">
       <w:start w:val="1"/>
       <w:numFmt w:val="decimal"/>
@@ -17488,6 +18228,12 @@
   </w:num>
   <w:num w:numId="4">
     <w:abstractNumId w:val="4"/>
+  </w:num>
+  <w:num w:numId="5">
+    <w:abstractNumId w:val="5"/>
+  </w:num>
+  <w:num w:numId="6">
+    <w:abstractNumId w:val="6"/>
   </w:num>
 </w:numbering>
 </file>
